--- a/eng/docx/61.content.docx
+++ b/eng/docx/61.content.docx
@@ -686,7 +686,7 @@
         <w:rPr>
           <w:lang w:val="en_US" w:bidi="en_US"/>
         </w:rPr>
-        <w:t xml:space="preserve"> and </w:t>
+        <w:t xml:space="preserve">; and </w:t>
       </w:r>
       <w:r>
         <w:rPr>
@@ -733,7 +733,109 @@
         <w:rPr>
           <w:lang w:val="en_US" w:bidi="en_US"/>
         </w:rPr>
-        <w:t>For the following verses, there are differences between some of the ancient manuscripts. The ULT text follows the reading that most scholars consider to be original and puts the other reading in a footnote. If a translation of the Bible exists in the language of wider communication in the region, translators may want to consider using the reading found in that version. If not, translators are advised to follow the reading in the ULT. * “to be kept in chains of lower darkness until the judgment” (2:4). Some ancient manuscripts have, “to be kept in pits of lower darkness until the judgment.” * “They enjoy their deceitful actions while they are feasting with you” (2:13). Some manuscripts have, “They enjoy their actions while they are feasting with you in love feasts.” * “Bosor” (2:15). A few other manuscripts read, “Beor.” * “The elements will be burned with fire, and the earth and the deeds in it will be revealed” (3:10). Other manuscripts have, “The elements will be burned with fire, and the earth and the deeds in it will be burned up.”</w:t>
+        <w:t>For the following verses, there are differences between some of the ancient manuscripts. The ULT text follows the reading that most scholars consider to be original and puts the other reading in a footnote. If a translation of the Bible exists in the language of wider communication in the region, translators may want to consider using the reading found in that version. If not, translators are advised to follow the reading in the ULT.</w:t>
+      </w:r>
+      <w:r>
+        <w:rPr>
+          <w:lang w:val="en_US" w:bidi="en_US"/>
+        </w:rPr>
+      </w:r>
+      <w:r>
+        <w:rPr>
+          <w:lang w:val="en_US" w:bidi="en_US"/>
+        </w:rPr>
+      </w:r>
+    </w:p>
+    <w:p>
+      <w:pPr>
+        <w:pStyle w:val="ListBullet"/>
+        <w:spacing w:line="240" w:lineRule="auto"/>
+        <w:ind w:left="720"/>
+      </w:pPr>
+      <w:r>
+        <w:rPr>
+          <w:lang w:val="en_US" w:bidi="en_US"/>
+        </w:rPr>
+      </w:r>
+      <w:r>
+        <w:rPr>
+          <w:lang w:val="en_US" w:bidi="en_US"/>
+        </w:rPr>
+        <w:t>“to be kept in chains of lower darkness until the judgment” (2:4). Some ancient manuscripts have, “to be kept in pits of lower darkness until the judgment.”</w:t>
+      </w:r>
+      <w:r>
+        <w:rPr>
+          <w:lang w:val="en_US" w:bidi="en_US"/>
+        </w:rPr>
+      </w:r>
+    </w:p>
+    <w:p>
+      <w:pPr>
+        <w:pStyle w:val="ListBullet"/>
+        <w:spacing w:line="240" w:lineRule="auto"/>
+        <w:ind w:left="720"/>
+      </w:pPr>
+      <w:r>
+        <w:rPr>
+          <w:lang w:val="en_US" w:bidi="en_US"/>
+        </w:rPr>
+      </w:r>
+      <w:r>
+        <w:rPr>
+          <w:lang w:val="en_US" w:bidi="en_US"/>
+        </w:rPr>
+        <w:t>“They enjoy their deceitful actions while they are feasting with you” (2:13). Some manuscripts have, “They enjoy their actions while they are feasting with you in love feasts.”</w:t>
+      </w:r>
+      <w:r>
+        <w:rPr>
+          <w:lang w:val="en_US" w:bidi="en_US"/>
+        </w:rPr>
+      </w:r>
+    </w:p>
+    <w:p>
+      <w:pPr>
+        <w:pStyle w:val="ListBullet"/>
+        <w:spacing w:line="240" w:lineRule="auto"/>
+        <w:ind w:left="720"/>
+      </w:pPr>
+      <w:r>
+        <w:rPr>
+          <w:lang w:val="en_US" w:bidi="en_US"/>
+        </w:rPr>
+      </w:r>
+      <w:r>
+        <w:rPr>
+          <w:lang w:val="en_US" w:bidi="en_US"/>
+        </w:rPr>
+        <w:t>“Bosor” (2:15). A few other manuscripts read, “Beor.”</w:t>
+      </w:r>
+      <w:r>
+        <w:rPr>
+          <w:lang w:val="en_US" w:bidi="en_US"/>
+        </w:rPr>
+      </w:r>
+    </w:p>
+    <w:p>
+      <w:pPr>
+        <w:pStyle w:val="ListBullet"/>
+        <w:spacing w:line="240" w:lineRule="auto"/>
+        <w:ind w:left="720"/>
+      </w:pPr>
+      <w:r>
+        <w:rPr>
+          <w:lang w:val="en_US" w:bidi="en_US"/>
+        </w:rPr>
+      </w:r>
+      <w:r>
+        <w:rPr>
+          <w:lang w:val="en_US" w:bidi="en_US"/>
+        </w:rPr>
+        <w:t>“The elements will be burned with fire, and the earth and the deeds in it will be revealed” (3:10). Other manuscripts have, “The elements will be burned with fire, and the earth and the deeds in it will be burned up.”</w:t>
+      </w:r>
+      <w:r>
+        <w:rPr>
+          <w:lang w:val="en_US" w:bidi="en_US"/>
+        </w:rPr>
       </w:r>
       <w:r>
         <w:rPr>
@@ -1004,7 +1106,7 @@
           <w:i/>
           <w:lang w:val="en_US" w:bidi="en_US"/>
         </w:rPr>
-        <w:t>/tw/dict/bible/kt/godly]] and [[rc://</w:t>
+        <w:t>/tw/dict/bible/kt/godly]]; and [[rc://</w:t>
       </w:r>
       <w:r>
         <w:rPr>
@@ -39470,7 +39572,7 @@
         <w:rPr>
           <w:lang w:val="en_US" w:bidi="en_US"/>
         </w:rPr>
-        <w:t xml:space="preserve">The exact time of the coming day of the Lord will come as a surprise to people. This is what the simile “like a thief in the night” means. Because of this, Christians are to be prepared at all times for the coming of the Lord. (See: [[rc://*/tw/dict/bible/kt/dayofthelord]] and </w:t>
+        <w:t xml:space="preserve">The exact time of the coming day of the Lord will come as a surprise to people. This is what the simile “like a thief in the night” means. Because of this, Christians are to be prepared at all times for the coming of the Lord. (See: [[rc://*/tw/dict/bible/kt/dayofthelord]]; and </w:t>
       </w:r>
       <w:r>
         <w:rPr>

--- a/eng/docx/61.content.docx
+++ b/eng/docx/61.content.docx
@@ -1064,7 +1064,19 @@
         <w:rPr>
           <w:lang w:val="en_US" w:bidi="en_US"/>
         </w:rPr>
-        <w:t>Having experiential knowledge of God means to belong to him or to have a relationship with him. Here, “knowledge” is more than just mentally knowing about God. It is the knowledge of personal relationship in which God saves a person and gives him grace and peace. (See: [[rc://*/tw/dict/bible/other/know]])</w:t>
+        <w:t xml:space="preserve">Having experiential knowledge of God means to belong to him or to have a relationship with him. Here, “knowledge” is more than just mentally knowing about God. It is the knowledge of personal relationship in which God saves a person and gives him grace and peace. (See: </w:t>
+      </w:r>
+      <w:r>
+        <w:rPr>
+          <w:lang w:val="en_US" w:bidi="en_US"/>
+        </w:rPr>
+        <w:t>know, knew, knowledge, known, unknown, distinguish</w:t>
+      </w:r>
+      <w:r>
+        <w:rPr>
+          <w:lang w:val="en_US" w:bidi="en_US"/>
+        </w:rPr>
+        <w:t>)</w:t>
       </w:r>
       <w:r>
         <w:rPr>
@@ -1099,20 +1111,31 @@
         <w:rPr>
           <w:lang w:val="en_US" w:bidi="en_US"/>
         </w:rPr>
-        <w:t>Peter teaches that God has given believers all that they need for living godly lives. Therefore, believers should do everything they can to obey God more and more. If believers continue to do this, then they will be effective and productive through their relationship with Jesus. However, if believers do not continue living godly lives, then it is as though they have forgotten what God did through Christ to save them. (See: [[rc://</w:t>
-      </w:r>
-      <w:r>
-        <w:rPr>
-          <w:i/>
-          <w:lang w:val="en_US" w:bidi="en_US"/>
-        </w:rPr>
-        <w:t>/tw/dict/bible/kt/godly]]; and [[rc://</w:t>
-      </w:r>
-      <w:r>
-        <w:rPr>
-          <w:lang w:val="en_US" w:bidi="en_US"/>
-        </w:rPr>
-        <w:t>/tw/dict/bible/kt/save]])</w:t>
+        <w:t xml:space="preserve">Peter teaches that God has given believers all that they need for living godly lives. Therefore, believers should do everything they can to obey God more and more. If believers continue to do this, then they will be effective and productive through their relationship with Jesus. However, if believers do not continue living godly lives, then it is as though they have forgotten what God did through Christ to save them. (See: </w:t>
+      </w:r>
+      <w:r>
+        <w:rPr>
+          <w:lang w:val="en_US" w:bidi="en_US"/>
+        </w:rPr>
+        <w:t>godly, godliness, ungodly, godless, ungodliness, godlessness</w:t>
+      </w:r>
+      <w:r>
+        <w:rPr>
+          <w:lang w:val="en_US" w:bidi="en_US"/>
+        </w:rPr>
+        <w:t xml:space="preserve">; and </w:t>
+      </w:r>
+      <w:r>
+        <w:rPr>
+          <w:lang w:val="en_US" w:bidi="en_US"/>
+        </w:rPr>
+        <w:t>save, saved, safe, salvation, rescue</w:t>
+      </w:r>
+      <w:r>
+        <w:rPr>
+          <w:lang w:val="en_US" w:bidi="en_US"/>
+        </w:rPr>
+        <w:t>)</w:t>
       </w:r>
       <w:r>
         <w:rPr>
@@ -39572,7 +39595,19 @@
         <w:rPr>
           <w:lang w:val="en_US" w:bidi="en_US"/>
         </w:rPr>
-        <w:t xml:space="preserve">The exact time of the coming day of the Lord will come as a surprise to people. This is what the simile “like a thief in the night” means. Because of this, Christians are to be prepared at all times for the coming of the Lord. (See: [[rc://*/tw/dict/bible/kt/dayofthelord]]; and </w:t>
+        <w:t xml:space="preserve">The exact time of the coming day of the Lord will come as a surprise to people. This is what the simile “like a thief in the night” means. Because of this, Christians are to be prepared at all times for the coming of the Lord. (See: </w:t>
+      </w:r>
+      <w:r>
+        <w:rPr>
+          <w:lang w:val="en_US" w:bidi="en_US"/>
+        </w:rPr>
+        <w:t>day of the Lord, day of Yahweh</w:t>
+      </w:r>
+      <w:r>
+        <w:rPr>
+          <w:lang w:val="en_US" w:bidi="en_US"/>
+        </w:rPr>
+        <w:t xml:space="preserve">; and </w:t>
       </w:r>
       <w:r>
         <w:rPr>
